--- a/descargas/primaria-4-6/word/PRESENTE_primaria-4-6_eucaristia.docx
+++ b/descargas/primaria-4-6/word/PRESENTE_primaria-4-6_eucaristia.docx
@@ -994,15 +994,6 @@
     </w:p>
     <w:p>
       <w:pPr>
-        <w:pStyle w:val="Cuerpo"/>
-      </w:pPr>
-      <w:r>
-        <w:rPr/>
-        <w:t xml:space="preserve">En procesión, con una frase cada uno:</w:t>
-      </w:r>
-    </w:p>
-    <w:p>
-      <w:pPr>
         <w:pStyle w:val="Lista"/>
         <w:numPr>
           <w:ilvl w:val="0"/>
@@ -1050,7 +1041,7 @@
       </w:pPr>
       <w:r>
         <w:rPr/>
-        <w:t xml:space="preserve">El pan y el vino: «Te ofrecemos el pan y el vino, fruto de la tierra y del trabajo, que serán el Cuerpo y la Sangre de Cristo».</w:t>
+        <w:t xml:space="preserve">El pan y el vino: «Te ofrecemos el pan y el vino, fruto de la tierra y del trabajo, que se convertirán en tu Cuerpo y en tu Sangre».</w:t>
       </w:r>
     </w:p>
     <w:p>
@@ -1147,7 +1138,7 @@
       </w:pPr>
       <w:r>
         <w:rPr/>
-        <w:t xml:space="preserve">Comulgan quienes ya han hecho la Primera Comunión; los demás se acercan con los brazos cruzados para recibir la bendición. Los profesores organizan la fila por bancos y participan con los alumnos para que se viva con respeto e interioridad. Los que no comulgan cantan. Después, dos minutos de silencio guiado: «Jesús está en ti. Dale las gracias por algo concreto de estas semanas y pídele por alguien que lo necesite».</w:t>
+        <w:t xml:space="preserve">Comulgan quienes ya han hecho la Primera Comunión. Los profesores organizan la fila por bancos y participan con los alumnos para que se viva con respeto e interioridad. Los que no comulgan cantan. Después, dos minutos de silencio guiado: «Jesús está en ti. Dale las gracias por algo concreto de estas semanas y pídele por alguien que lo necesite».</w:t>
       </w:r>
     </w:p>
     <w:p>

--- a/descargas/primaria-4-6/word/PRESENTE_primaria-4-6_eucaristia.docx
+++ b/descargas/primaria-4-6/word/PRESENTE_primaria-4-6_eucaristia.docx
@@ -800,7 +800,7 @@
       </w:pPr>
       <w:r>
         <w:rPr/>
-        <w:t xml:space="preserve">«Buenos días. Llevamos tres semanas preparando la llegada de Jesús: hemos aprendido a estar presentes, a preparar el camino y a descubrirle en los demás. Nuestra caja ya está envuelta y con su lazo naranja. Hoy damos un paso más: en la Eucaristía, Jesús no es un recuerdo ni una idea. Está aquí, en medio de nosotros, en su Palabra y en el pan partido. Le recibimos con alegría».</w:t>
+        <w:t xml:space="preserve">«Buenos días. Llevamos tres semanas preparando la llegada de Jesús: hemos aprendido a estar presentes, a preparar el camino y a descubrirle en los demás. Nuestra caja ya está cerrada y con su señal naranja. Hoy damos un paso más: en la Eucaristía, Jesús no es un recuerdo ni una idea. Está aquí, en medio de nosotros, en su Palabra y en el pan partido. Le recibimos con alegría».</w:t>
       </w:r>
     </w:p>
     <w:p>
